--- a/elec-system/projects/ТЕСТ-2025-001_Тестовая_школа/docs/ТЕСТ-2025-001_work_list.docx
+++ b/elec-system/projects/ТЕСТ-2025-001_Тестовая_школа/docs/ТЕСТ-2025-001_work_list.docx
@@ -335,7 +335,7 @@
                 <w:b w:val="0"/>
                 <w:sz w:val="20"/>
               </w:rPr>
-              <w:t>5</w:t>
+              <w:t>6</w:t>
             </w:r>
           </w:p>
         </w:tc>
@@ -540,7 +540,7 @@
                 <w:b w:val="0"/>
                 <w:sz w:val="20"/>
               </w:rPr>
-              <w:t>566</w:t>
+              <w:t>593</w:t>
             </w:r>
           </w:p>
         </w:tc>
@@ -724,7 +724,7 @@
                 <w:b w:val="0"/>
                 <w:sz w:val="20"/>
               </w:rPr>
-              <w:t>745</w:t>
+              <w:t>787</w:t>
             </w:r>
           </w:p>
         </w:tc>
@@ -837,7 +837,7 @@
                 <w:b w:val="0"/>
                 <w:sz w:val="20"/>
               </w:rPr>
-              <w:t>40</w:t>
+              <w:t>42</w:t>
             </w:r>
           </w:p>
         </w:tc>
@@ -929,7 +929,7 @@
                 <w:b w:val="0"/>
                 <w:sz w:val="20"/>
               </w:rPr>
-              <w:t>40</w:t>
+              <w:t>42</w:t>
             </w:r>
           </w:p>
         </w:tc>
@@ -1133,7 +1133,7 @@
                 <w:b w:val="0"/>
                 <w:sz w:val="20"/>
               </w:rPr>
-              <w:t>20</w:t>
+              <w:t>21</w:t>
             </w:r>
           </w:p>
         </w:tc>
@@ -1225,7 +1225,7 @@
                 <w:b w:val="0"/>
                 <w:sz w:val="20"/>
               </w:rPr>
-              <w:t>5</w:t>
+              <w:t>6</w:t>
             </w:r>
           </w:p>
         </w:tc>
@@ -1409,7 +1409,7 @@
                 <w:b w:val="0"/>
                 <w:sz w:val="20"/>
               </w:rPr>
-              <w:t>6</w:t>
+              <w:t>7</w:t>
             </w:r>
           </w:p>
         </w:tc>
@@ -1521,7 +1521,7 @@
                 <w:b w:val="0"/>
                 <w:sz w:val="20"/>
               </w:rPr>
-              <w:t>20</w:t>
+              <w:t>21</w:t>
             </w:r>
           </w:p>
         </w:tc>
@@ -1613,7 +1613,7 @@
                 <w:b w:val="0"/>
                 <w:sz w:val="20"/>
               </w:rPr>
-              <w:t>19</w:t>
+              <w:t>20</w:t>
             </w:r>
           </w:p>
         </w:tc>
